--- a/04-regulatory-compliance/HIPAA_Implementation_Series/publication/Manual_06_HIPAA_Implementation_and_Audit_PT-BR.docx
+++ b/04-regulatory-compliance/HIPAA_Implementation_Series/publication/Manual_06_HIPAA_Implementation_and_Audit_PT-BR.docx
@@ -41,7 +41,7 @@
           <w:sz w:val="17"/>
           <w:lang w:val="pt-BR"/>
         </w:rPr>
-        <w:t>Controlled source revision: 152d9d8520d40aab269e7760c73ea096e7ea90b6 | Idioma: pt-BR | current-law/proposed-rule source-state controls retained.</w:t>
+        <w:t>Revisão da fonte controlada: c4c1ecef7f19c72de42b2589c9d69c18e0f0647a | Idioma: pt-BR | são mantidos os controles de estado de fontes da norma vigente e da regra proposta.</w:t>
       </w:r>
     </w:p>
     <w:p>
@@ -554,7 +554,7 @@
           <w:rFonts w:ascii="Arial" w:hAnsi="Arial" w:eastAsia="Arial"/>
           <w:lang w:val="pt-BR"/>
         </w:rPr>
-        <w:t>Figure 1. Implementation memory graphic</w:t>
+        <w:t>Figura 1. Gráfico de memória de implementação da HIPAA</w:t>
       </w:r>
     </w:p>
     <w:p>
@@ -642,7 +642,7 @@
           <w:rFonts w:ascii="Arial" w:hAnsi="Arial" w:eastAsia="Arial"/>
           <w:lang w:val="pt-BR"/>
         </w:rPr>
-        <w:t>Figure 2. Implementation memory graphic</w:t>
+        <w:t>Figura 2. Gráfico de memória de implementação da HIPAA</w:t>
       </w:r>
     </w:p>
     <w:p>
@@ -730,7 +730,7 @@
           <w:rFonts w:ascii="Arial" w:hAnsi="Arial" w:eastAsia="Arial"/>
           <w:lang w:val="pt-BR"/>
         </w:rPr>
-        <w:t>Figure 3. Implementation memory graphic</w:t>
+        <w:t>Figura 3. Gráfico de memória de implementação da HIPAA</w:t>
       </w:r>
     </w:p>
     <w:p>
